--- a/july_2026/riverside_verb_analysis_output/riverside_analysis_summary.docx
+++ b/july_2026/riverside_verb_analysis_output/riverside_analysis_summary.docx
@@ -20,7 +20,7 @@
     </w:p>
     <w:p>
       <w:r>
-        <w:t>Total exceptions found: 3042</w:t>
+        <w:t>Total exceptions found: 3113</w:t>
       </w:r>
     </w:p>
     <w:p>
@@ -43,207 +43,252 @@
     </w:p>
     <w:p>
       <w:r>
-        <w:t>BD_gui_complete.csv: 120 exceptions</w:t>
+        <w:t>BD_gui_complete.csv: 119 exceptions</w:t>
       </w:r>
     </w:p>
     <w:p>
       <w:r>
-        <w:t>CYT_gui_complete.csv: 99 exceptions</w:t>
+        <w:t>CYPro_gui_complete.csv: 21 exceptions</w:t>
       </w:r>
     </w:p>
     <w:p>
       <w:r>
-        <w:t>ClT_gui_complete.csv: 107 exceptions</w:t>
+        <w:t>CYT_gui_complete.csv: 98 exceptions</w:t>
       </w:r>
     </w:p>
     <w:p>
       <w:r>
-        <w:t>FranT_gui_complete.csv: 101 exceptions</w:t>
+        <w:t>CkPro_gui_complete.csv: 9 exceptions</w:t>
       </w:r>
     </w:p>
     <w:p>
       <w:r>
-        <w:t>FriPro_gui_complete.csv: 7 exceptions</w:t>
+        <w:t>ClPro_gui_complete.csv: 6 exceptions</w:t>
       </w:r>
     </w:p>
     <w:p>
       <w:r>
-        <w:t>FriT_gui_complete.csv: 43 exceptions</w:t>
+        <w:t>ClT_gui_complete.csv: 106 exceptions</w:t>
       </w:r>
     </w:p>
     <w:p>
       <w:r>
-        <w:t>GP_gui_complete.csv: 33 exceptions</w:t>
+        <w:t>FranPro_gui_complete.csv: 9 exceptions</w:t>
       </w:r>
     </w:p>
     <w:p>
       <w:r>
-        <w:t>HF_gui_complete.csv: 136 exceptions</w:t>
+        <w:t>FranT_gui_complete.csv: 101 exceptions</w:t>
       </w:r>
     </w:p>
     <w:p>
       <w:r>
-        <w:t>KnT_gui_complete.csv: 162 exceptions</w:t>
+        <w:t>FriPro_gui_complete.csv: 7 exceptions</w:t>
       </w:r>
     </w:p>
     <w:p>
       <w:r>
-        <w:t>LGW_FPro_gui_complete.csv: 69 exceptions</w:t>
+        <w:t>FriT_gui_complete.csv: 43 exceptions</w:t>
       </w:r>
     </w:p>
     <w:p>
       <w:r>
-        <w:t>LGW_gui_complete.csv: 142 exceptions</w:t>
+        <w:t>GP_gui_complete.csv: 31 exceptions</w:t>
       </w:r>
     </w:p>
     <w:p>
       <w:r>
-        <w:t>MLPro_gui_complete.csv: 5 exceptions</w:t>
+        <w:t>HF_gui_complete.csv: 136 exceptions</w:t>
       </w:r>
     </w:p>
     <w:p>
       <w:r>
-        <w:t>MLT_gui_complete.csv: 103 exceptions</w:t>
+        <w:t>KnT_gui_complete.csv: 162 exceptions</w:t>
       </w:r>
     </w:p>
     <w:p>
       <w:r>
-        <w:t>MancPro_gui_complete.csv: 12 exceptions</w:t>
+        <w:t>LGW_FPro_gui_complete.csv: 69 exceptions</w:t>
       </w:r>
     </w:p>
     <w:p>
       <w:r>
-        <w:t>MancT_gui_complete.csv: 26 exceptions</w:t>
+        <w:t>LGW_gui_complete.csv: 139 exceptions</w:t>
       </w:r>
     </w:p>
     <w:p>
       <w:r>
-        <w:t>MerPro_gui_complete.csv: 3 exceptions</w:t>
+        <w:t>MLPro_gui_complete.csv: 5 exceptions</w:t>
       </w:r>
     </w:p>
     <w:p>
       <w:r>
-        <w:t>MerT_gui_complete.csv: 145 exceptions</w:t>
+        <w:t>MLT_gui_complete.csv: 103 exceptions</w:t>
       </w:r>
     </w:p>
     <w:p>
       <w:r>
-        <w:t>MilT_gui_complete.csv: 63 exceptions</w:t>
+        <w:t>MancPro_gui_complete.csv: 12 exceptions</w:t>
       </w:r>
     </w:p>
     <w:p>
       <w:r>
-        <w:t>MkT_gui_complete.csv: 34 exceptions</w:t>
+        <w:t>MancT_gui_complete.csv: 26 exceptions</w:t>
       </w:r>
     </w:p>
     <w:p>
       <w:r>
-        <w:t>NPPro_gui_complete.csv: 10 exceptions</w:t>
+        <w:t>MerEpi_gui_complete.csv: 2 exceptions</w:t>
       </w:r>
     </w:p>
     <w:p>
       <w:r>
-        <w:t>NPT_gui_complete.csv: 60 exceptions</w:t>
+        <w:t>MerPro_gui_complete.csv: 3 exceptions</w:t>
       </w:r>
     </w:p>
     <w:p>
       <w:r>
-        <w:t>PF_gui_complete.csv: 64 exceptions</w:t>
+        <w:t>MerT_gui_complete.csv: 145 exceptions</w:t>
       </w:r>
     </w:p>
     <w:p>
       <w:r>
-        <w:t>PardT_gui_complete.csv: 70 exceptions</w:t>
+        <w:t>MilPro_gui_complete.csv: 13 exceptions</w:t>
       </w:r>
     </w:p>
     <w:p>
       <w:r>
-        <w:t>ParsPro_gui_complete.csv: 14 exceptions</w:t>
+        <w:t>MilT_gui_complete.csv: 62 exceptions</w:t>
       </w:r>
     </w:p>
     <w:p>
       <w:r>
-        <w:t>PhyT_gui_complete.csv: 25 exceptions</w:t>
+        <w:t>MkT_gui_complete.csv: 34 exceptions</w:t>
       </w:r>
     </w:p>
     <w:p>
       <w:r>
-        <w:t>PrT_gui_complete.csv: 17 exceptions</w:t>
+        <w:t>NPPro_gui_complete.csv: 10 exceptions</w:t>
       </w:r>
     </w:p>
     <w:p>
       <w:r>
-        <w:t>RvPro_gui_complete.csv: 12 exceptions</w:t>
+        <w:t>NPT_gui_complete.csv: 60 exceptions</w:t>
       </w:r>
     </w:p>
     <w:p>
       <w:r>
-        <w:t>RvT_gui_complete.csv: 46 exceptions</w:t>
+        <w:t>PF_gui_complete.csv: 64 exceptions</w:t>
       </w:r>
     </w:p>
     <w:p>
       <w:r>
-        <w:t>SNT_gui_complete.csv: 44 exceptions</w:t>
+        <w:t>PardPro_gui_complete.csv: 29 exceptions</w:t>
       </w:r>
     </w:p>
     <w:p>
       <w:r>
-        <w:t>ShipT_gui_complete.csv: 59 exceptions</w:t>
+        <w:t>PardT_gui_complete.csv: 69 exceptions</w:t>
       </w:r>
     </w:p>
     <w:p>
       <w:r>
-        <w:t>SqT_gui_complete.csv: 51 exceptions</w:t>
+        <w:t>ParsPro_gui_complete.csv: 14 exceptions</w:t>
       </w:r>
     </w:p>
     <w:p>
       <w:r>
-        <w:t>SumPro_gui_complete.csv: 5 exceptions</w:t>
+        <w:t>PhyT_gui_complete.csv: 25 exceptions</w:t>
       </w:r>
     </w:p>
     <w:p>
       <w:r>
-        <w:t>SumT_gui_complete.csv: 63 exceptions</w:t>
+        <w:t>PrPro_gui_complete.csv: 2 exceptions</w:t>
       </w:r>
     </w:p>
     <w:p>
       <w:r>
-        <w:t>TC1_gui_complete.csv: 104 exceptions</w:t>
+        <w:t>PrT_gui_complete.csv: 17 exceptions</w:t>
       </w:r>
     </w:p>
     <w:p>
       <w:r>
-        <w:t>TC2_gui_complete.csv: 179 exceptions</w:t>
+        <w:t>RvPro_gui_complete.csv: 12 exceptions</w:t>
       </w:r>
     </w:p>
     <w:p>
       <w:r>
-        <w:t>TC3_gui_complete.csv: 197 exceptions</w:t>
+        <w:t>RvT_gui_complete.csv: 46 exceptions</w:t>
       </w:r>
     </w:p>
     <w:p>
       <w:r>
-        <w:t>TC4_gui_complete.csv: 232 exceptions</w:t>
+        <w:t>SNT_gui_complete.csv: 44 exceptions</w:t>
       </w:r>
     </w:p>
     <w:p>
       <w:r>
-        <w:t>TC5_gui_complete.csv: 201 exceptions</w:t>
+        <w:t>ShipT_gui_complete.csv: 59 exceptions</w:t>
       </w:r>
     </w:p>
     <w:p>
       <w:r>
-        <w:t>ThopPro_gui_complete.csv: 3 exceptions</w:t>
+        <w:t>SqPro_gui_complete.csv: 3 exceptions</w:t>
       </w:r>
     </w:p>
     <w:p>
       <w:r>
-        <w:t>Thop_gui_complete.csv: 5 exceptions</w:t>
+        <w:t>SqT_gui_complete.csv: 51 exceptions</w:t>
       </w:r>
     </w:p>
     <w:p>
       <w:r>
-        <w:t>WBPro_gui_complete.csv: 90 exceptions</w:t>
+        <w:t>SumPro_gui_complete.csv: 5 exceptions</w:t>
+      </w:r>
+    </w:p>
+    <w:p>
+      <w:r>
+        <w:t>SumT_gui_complete.csv: 63 exceptions</w:t>
+      </w:r>
+    </w:p>
+    <w:p>
+      <w:r>
+        <w:t>TC1_gui_complete.csv: 101 exceptions</w:t>
+      </w:r>
+    </w:p>
+    <w:p>
+      <w:r>
+        <w:t>TC2_gui_complete.csv: 179 exceptions</w:t>
+      </w:r>
+    </w:p>
+    <w:p>
+      <w:r>
+        <w:t>TC3_gui_complete.csv: 195 exceptions</w:t>
+      </w:r>
+    </w:p>
+    <w:p>
+      <w:r>
+        <w:t>TC4_gui_complete.csv: 232 exceptions</w:t>
+      </w:r>
+    </w:p>
+    <w:p>
+      <w:r>
+        <w:t>TC5_gui_complete.csv: 196 exceptions</w:t>
+      </w:r>
+    </w:p>
+    <w:p>
+      <w:r>
+        <w:t>ThopPro_gui_complete.csv: 3 exceptions</w:t>
+      </w:r>
+    </w:p>
+    <w:p>
+      <w:r>
+        <w:t>Thop_gui_complete.csv: 4 exceptions</w:t>
+      </w:r>
+    </w:p>
+    <w:p>
+      <w:r>
+        <w:t>WBPro_gui_complete.csv: 88 exceptions</w:t>
       </w:r>
     </w:p>
     <w:p>
@@ -267,40 +312,292 @@
         <w:t xml:space="preserve">v%pt_3: </w:t>
       </w:r>
       <w:r>
-        <w:t xml:space="preserve">other=2262 (33.9%)  </w:t>
-      </w:r>
-      <w:r>
-        <w:t xml:space="preserve">-t=107 (1.6%)  </w:t>
-      </w:r>
-      <w:r>
-        <w:t xml:space="preserve">-de=1486 (22.3%)  </w:t>
-      </w:r>
-      <w:r>
-        <w:t xml:space="preserve">-te=679 (10.2%)  </w:t>
-      </w:r>
-      <w:r>
-        <w:t xml:space="preserve">-d=995 (14.9%)  </w:t>
-      </w:r>
-      <w:r>
-        <w:t xml:space="preserve">-e=212 (3.2%)  </w:t>
-      </w:r>
-      <w:r>
-        <w:t xml:space="preserve">-n=460 (6.9%)  </w:t>
-      </w:r>
-      <w:r>
-        <w:t xml:space="preserve">-ed=363 (5.4%)  </w:t>
-      </w:r>
-      <w:r>
-        <w:t xml:space="preserve">-ede=57 (0.9%)  </w:t>
-      </w:r>
-      <w:r>
-        <w:t xml:space="preserve">-et=41 (0.6%)  </w:t>
+        <w:t xml:space="preserve">-e=211 (3.6%)  </w:t>
+      </w:r>
+      <w:r>
+        <w:t xml:space="preserve">-ed=338 (5.7%)  </w:t>
+      </w:r>
+      <w:r>
+        <w:t xml:space="preserve">-te=605 (10.2%)  </w:t>
+      </w:r>
+      <w:r>
+        <w:t xml:space="preserve">other=2173 (36.6%)  </w:t>
+      </w:r>
+      <w:r>
+        <w:t xml:space="preserve">-t=94 (1.6%)  </w:t>
+      </w:r>
+      <w:r>
+        <w:t xml:space="preserve">-de=1276 (21.5%)  </w:t>
+      </w:r>
+      <w:r>
+        <w:t xml:space="preserve">-n=445 (7.5%)  </w:t>
+      </w:r>
+      <w:r>
+        <w:t xml:space="preserve">-d=700 (11.8%)  </w:t>
+      </w:r>
+      <w:r>
+        <w:t xml:space="preserve">-ede=50 (0.8%)  </w:t>
+      </w:r>
+      <w:r>
+        <w:t xml:space="preserve">-et=37 (0.6%)  </w:t>
       </w:r>
       <w:r>
         <w:t xml:space="preserve">vowel=4 (0.1%)  </w:t>
       </w:r>
       <w:r>
         <w:t xml:space="preserve">-est=1 (0.0%)  </w:t>
+      </w:r>
+    </w:p>
+    <w:p>
+      <w:r>
+        <w:rPr>
+          <w:b/>
+        </w:rPr>
+        <w:t xml:space="preserve">v%ppl: </w:t>
+      </w:r>
+      <w:r>
+        <w:t xml:space="preserve">-ed=713 (39.4%)  </w:t>
+      </w:r>
+      <w:r>
+        <w:t xml:space="preserve">-t=258 (14.3%)  </w:t>
+      </w:r>
+      <w:r>
+        <w:t xml:space="preserve">-d=258 (14.3%)  </w:t>
+      </w:r>
+      <w:r>
+        <w:t xml:space="preserve">-n=175 (9.7%)  </w:t>
+      </w:r>
+      <w:r>
+        <w:t xml:space="preserve">-et=34 (1.9%)  </w:t>
+      </w:r>
+      <w:r>
+        <w:t xml:space="preserve">-en=250 (13.8%)  </w:t>
+      </w:r>
+      <w:r>
+        <w:t xml:space="preserve">-e=80 (4.4%)  </w:t>
+      </w:r>
+      <w:r>
+        <w:t xml:space="preserve">-de=16 (0.9%)  </w:t>
+      </w:r>
+      <w:r>
+        <w:t xml:space="preserve">-te=8 (0.4%)  </w:t>
+      </w:r>
+      <w:r>
+        <w:t xml:space="preserve">other=1 (0.1%)  </w:t>
+      </w:r>
+      <w:r>
+        <w:t xml:space="preserve">vowel=14 (0.8%)  </w:t>
+      </w:r>
+      <w:r>
+        <w:t xml:space="preserve">-ede=1 (0.1%)  </w:t>
+      </w:r>
+    </w:p>
+    <w:p>
+      <w:r>
+        <w:rPr>
+          <w:b/>
+        </w:rPr>
+        <w:t xml:space="preserve">v%pr_1: </w:t>
+      </w:r>
+      <w:r>
+        <w:t xml:space="preserve">-e=621 (34.0%)  </w:t>
+      </w:r>
+      <w:r>
+        <w:t xml:space="preserve">other=896 (49.0%)  </w:t>
+      </w:r>
+      <w:r>
+        <w:t xml:space="preserve">-te=48 (2.6%)  </w:t>
+      </w:r>
+      <w:r>
+        <w:t xml:space="preserve">vowel=31 (1.7%)  </w:t>
+      </w:r>
+      <w:r>
+        <w:t xml:space="preserve">-n=101 (5.5%)  </w:t>
+      </w:r>
+      <w:r>
+        <w:t xml:space="preserve">-t=95 (5.2%)  </w:t>
+      </w:r>
+      <w:r>
+        <w:t xml:space="preserve">-de=20 (1.1%)  </w:t>
+      </w:r>
+      <w:r>
+        <w:t xml:space="preserve">-et=1 (0.1%)  </w:t>
+      </w:r>
+      <w:r>
+        <w:t xml:space="preserve">-ede=14 (0.8%)  </w:t>
+      </w:r>
+    </w:p>
+    <w:p>
+      <w:r>
+        <w:rPr>
+          <w:b/>
+        </w:rPr>
+        <w:t xml:space="preserve">v%pr_3: </w:t>
+      </w:r>
+      <w:r>
+        <w:t xml:space="preserve">other=3536 (62.8%)  </w:t>
+      </w:r>
+      <w:r>
+        <w:t xml:space="preserve">-e=485 (8.6%)  </w:t>
+      </w:r>
+      <w:r>
+        <w:t xml:space="preserve">-eth=1015 (18.0%)  </w:t>
+      </w:r>
+      <w:r>
+        <w:t xml:space="preserve">-t=336 (6.0%)  </w:t>
+      </w:r>
+      <w:r>
+        <w:t xml:space="preserve">vowel=19 (0.3%)  </w:t>
+      </w:r>
+      <w:r>
+        <w:t xml:space="preserve">-ede=17 (0.3%)  </w:t>
+      </w:r>
+      <w:r>
+        <w:t xml:space="preserve">-de=40 (0.7%)  </w:t>
+      </w:r>
+      <w:r>
+        <w:t xml:space="preserve">-n=118 (2.1%)  </w:t>
+      </w:r>
+      <w:r>
+        <w:t xml:space="preserve">-te=53 (0.9%)  </w:t>
+      </w:r>
+      <w:r>
+        <w:t xml:space="preserve">-est=7 (0.1%)  </w:t>
+      </w:r>
+      <w:r>
+        <w:t xml:space="preserve">-ed=1 (0.0%)  </w:t>
+      </w:r>
+      <w:r>
+        <w:t xml:space="preserve">-et=3 (0.1%)  </w:t>
+      </w:r>
+      <w:r>
+        <w:t xml:space="preserve">-en=1 (0.0%)  </w:t>
+      </w:r>
+    </w:p>
+    <w:p>
+      <w:r>
+        <w:rPr>
+          <w:b/>
+        </w:rPr>
+        <w:t xml:space="preserve">v%inf: </w:t>
+      </w:r>
+      <w:r>
+        <w:t xml:space="preserve">-en=962 (28.8%)  </w:t>
+      </w:r>
+      <w:r>
+        <w:t xml:space="preserve">-de=91 (2.7%)  </w:t>
+      </w:r>
+      <w:r>
+        <w:t xml:space="preserve">vowel=163 (4.9%)  </w:t>
+      </w:r>
+      <w:r>
+        <w:t xml:space="preserve">-n=405 (12.1%)  </w:t>
+      </w:r>
+      <w:r>
+        <w:t xml:space="preserve">-e=1545 (46.3%)  </w:t>
+      </w:r>
+      <w:r>
+        <w:t xml:space="preserve">other=32 (1.0%)  </w:t>
+      </w:r>
+      <w:r>
+        <w:t xml:space="preserve">-te=115 (3.4%)  </w:t>
+      </w:r>
+      <w:r>
+        <w:t xml:space="preserve">-ede=17 (0.5%)  </w:t>
+      </w:r>
+      <w:r>
+        <w:t xml:space="preserve">-d=2 (0.1%)  </w:t>
+      </w:r>
+      <w:r>
+        <w:t xml:space="preserve">-t=4 (0.1%)  </w:t>
+      </w:r>
+    </w:p>
+    <w:p>
+      <w:r>
+        <w:rPr>
+          <w:b/>
+        </w:rPr>
+        <w:t xml:space="preserve">v%imp: </w:t>
+      </w:r>
+      <w:r>
+        <w:t xml:space="preserve">-eth=276 (21.5%)  </w:t>
+      </w:r>
+      <w:r>
+        <w:t xml:space="preserve">-e=338 (26.3%)  </w:t>
+      </w:r>
+      <w:r>
+        <w:t xml:space="preserve">other=288 (22.4%)  </w:t>
+      </w:r>
+      <w:r>
+        <w:t xml:space="preserve">-t=171 (13.3%)  </w:t>
+      </w:r>
+      <w:r>
+        <w:t xml:space="preserve">-te=19 (1.5%)  </w:t>
+      </w:r>
+      <w:r>
+        <w:t xml:space="preserve">vowel=91 (7.1%)  </w:t>
+      </w:r>
+      <w:r>
+        <w:t xml:space="preserve">-ede=14 (1.1%)  </w:t>
+      </w:r>
+      <w:r>
+        <w:t xml:space="preserve">-et=15 (1.2%)  </w:t>
+      </w:r>
+      <w:r>
+        <w:t xml:space="preserve">-d=44 (3.4%)  </w:t>
+      </w:r>
+      <w:r>
+        <w:t xml:space="preserve">-de=16 (1.2%)  </w:t>
+      </w:r>
+      <w:r>
+        <w:t xml:space="preserve">-n=2 (0.2%)  </w:t>
+      </w:r>
+      <w:r>
+        <w:t xml:space="preserve">-ed=10 (0.8%)  </w:t>
+      </w:r>
+      <w:r>
+        <w:t xml:space="preserve">-en=1 (0.1%)  </w:t>
+      </w:r>
+    </w:p>
+    <w:p>
+      <w:r>
+        <w:rPr>
+          <w:b/>
+        </w:rPr>
+        <w:t xml:space="preserve">v%pr_pl: </w:t>
+      </w:r>
+      <w:r>
+        <w:t xml:space="preserve">other=434 (22.9%)  </w:t>
+      </w:r>
+      <w:r>
+        <w:t xml:space="preserve">-en=584 (30.8%)  </w:t>
+      </w:r>
+      <w:r>
+        <w:t xml:space="preserve">-e=387 (20.4%)  </w:t>
+      </w:r>
+      <w:r>
+        <w:t xml:space="preserve">-t=28 (1.5%)  </w:t>
+      </w:r>
+      <w:r>
+        <w:t xml:space="preserve">vowel=39 (2.1%)  </w:t>
+      </w:r>
+      <w:r>
+        <w:t xml:space="preserve">-te=42 (2.2%)  </w:t>
+      </w:r>
+      <w:r>
+        <w:t xml:space="preserve">-n=363 (19.1%)  </w:t>
+      </w:r>
+      <w:r>
+        <w:t xml:space="preserve">-de=14 (0.7%)  </w:t>
+      </w:r>
+      <w:r>
+        <w:t xml:space="preserve">-eth=4 (0.2%)  </w:t>
+      </w:r>
+      <w:r>
+        <w:t xml:space="preserve">-d=1 (0.1%)  </w:t>
+      </w:r>
+      <w:r>
+        <w:t xml:space="preserve">-ede=1 (0.1%)  </w:t>
       </w:r>
     </w:p>
     <w:p>
@@ -311,19 +608,19 @@
         <w:t xml:space="preserve">v%pt_pl: </w:t>
       </w:r>
       <w:r>
-        <w:t xml:space="preserve">-de=170 (21.6%)  </w:t>
-      </w:r>
-      <w:r>
-        <w:t xml:space="preserve">-e=187 (23.8%)  </w:t>
+        <w:t xml:space="preserve">-de=174 (22.0%)  </w:t>
+      </w:r>
+      <w:r>
+        <w:t xml:space="preserve">-e=188 (23.8%)  </w:t>
       </w:r>
       <w:r>
         <w:t xml:space="preserve">-te=89 (11.3%)  </w:t>
       </w:r>
       <w:r>
-        <w:t xml:space="preserve">-en=253 (32.2%)  </w:t>
-      </w:r>
-      <w:r>
-        <w:t xml:space="preserve">-ed=39 (5.0%)  </w:t>
+        <w:t xml:space="preserve">-en=253 (32.0%)  </w:t>
+      </w:r>
+      <w:r>
+        <w:t xml:space="preserve">-ed=39 (4.9%)  </w:t>
       </w:r>
       <w:r>
         <w:t xml:space="preserve">other=12 (1.5%)  </w:t>
@@ -342,179 +639,6 @@
       </w:r>
       <w:r>
         <w:t xml:space="preserve">-d=18 (2.3%)  </w:t>
-      </w:r>
-    </w:p>
-    <w:p>
-      <w:r>
-        <w:rPr>
-          <w:b/>
-        </w:rPr>
-        <w:t xml:space="preserve">v%pr_3: </w:t>
-      </w:r>
-      <w:r>
-        <w:t xml:space="preserve">-eth=1026 (18.0%)  </w:t>
-      </w:r>
-      <w:r>
-        <w:t xml:space="preserve">other=3561 (62.6%)  </w:t>
-      </w:r>
-      <w:r>
-        <w:t xml:space="preserve">-t=340 (6.0%)  </w:t>
-      </w:r>
-      <w:r>
-        <w:t xml:space="preserve">vowel=20 (0.4%)  </w:t>
-      </w:r>
-      <w:r>
-        <w:t xml:space="preserve">-e=486 (8.5%)  </w:t>
-      </w:r>
-      <w:r>
-        <w:t xml:space="preserve">-ede=16 (0.3%)  </w:t>
-      </w:r>
-      <w:r>
-        <w:t xml:space="preserve">-de=38 (0.7%)  </w:t>
-      </w:r>
-      <w:r>
-        <w:t xml:space="preserve">-n=123 (2.2%)  </w:t>
-      </w:r>
-      <w:r>
-        <w:t xml:space="preserve">-te=60 (1.1%)  </w:t>
-      </w:r>
-      <w:r>
-        <w:t xml:space="preserve">-est=8 (0.1%)  </w:t>
-      </w:r>
-      <w:r>
-        <w:t xml:space="preserve">-ed=1 (0.0%)  </w:t>
-      </w:r>
-      <w:r>
-        <w:t xml:space="preserve">-et=5 (0.1%)  </w:t>
-      </w:r>
-      <w:r>
-        <w:t xml:space="preserve">-en=1 (0.0%)  </w:t>
-      </w:r>
-    </w:p>
-    <w:p>
-      <w:r>
-        <w:rPr>
-          <w:b/>
-        </w:rPr>
-        <w:t xml:space="preserve">v%inf: </w:t>
-      </w:r>
-      <w:r>
-        <w:t xml:space="preserve">-en=951 (28.8%)  </w:t>
-      </w:r>
-      <w:r>
-        <w:t xml:space="preserve">-n=408 (12.4%)  </w:t>
-      </w:r>
-      <w:r>
-        <w:t xml:space="preserve">-e=1522 (46.1%)  </w:t>
-      </w:r>
-      <w:r>
-        <w:t xml:space="preserve">vowel=159 (4.8%)  </w:t>
-      </w:r>
-      <w:r>
-        <w:t xml:space="preserve">other=32 (1.0%)  </w:t>
-      </w:r>
-      <w:r>
-        <w:t xml:space="preserve">-de=88 (2.7%)  </w:t>
-      </w:r>
-      <w:r>
-        <w:t xml:space="preserve">-te=115 (3.5%)  </w:t>
-      </w:r>
-      <w:r>
-        <w:t xml:space="preserve">-ede=17 (0.5%)  </w:t>
-      </w:r>
-      <w:r>
-        <w:t xml:space="preserve">-d=2 (0.1%)  </w:t>
-      </w:r>
-      <w:r>
-        <w:t xml:space="preserve">-t=4 (0.1%)  </w:t>
-      </w:r>
-    </w:p>
-    <w:p>
-      <w:r>
-        <w:rPr>
-          <w:b/>
-        </w:rPr>
-        <w:t xml:space="preserve">v%pr_pl: </w:t>
-      </w:r>
-      <w:r>
-        <w:t xml:space="preserve">-e=377 (20.4%)  </w:t>
-      </w:r>
-      <w:r>
-        <w:t xml:space="preserve">other=420 (22.7%)  </w:t>
-      </w:r>
-      <w:r>
-        <w:t xml:space="preserve">-en=567 (30.6%)  </w:t>
-      </w:r>
-      <w:r>
-        <w:t xml:space="preserve">-t=28 (1.5%)  </w:t>
-      </w:r>
-      <w:r>
-        <w:t xml:space="preserve">vowel=39 (2.1%)  </w:t>
-      </w:r>
-      <w:r>
-        <w:t xml:space="preserve">-te=39 (2.1%)  </w:t>
-      </w:r>
-      <w:r>
-        <w:t xml:space="preserve">-n=361 (19.5%)  </w:t>
-      </w:r>
-      <w:r>
-        <w:t xml:space="preserve">-de=14 (0.8%)  </w:t>
-      </w:r>
-      <w:r>
-        <w:t xml:space="preserve">-eth=3 (0.2%)  </w:t>
-      </w:r>
-      <w:r>
-        <w:t xml:space="preserve">-d=1 (0.1%)  </w:t>
-      </w:r>
-      <w:r>
-        <w:t xml:space="preserve">-ede=1 (0.1%)  </w:t>
-      </w:r>
-    </w:p>
-    <w:p>
-      <w:r>
-        <w:rPr>
-          <w:b/>
-        </w:rPr>
-        <w:t xml:space="preserve">v%imp: </w:t>
-      </w:r>
-      <w:r>
-        <w:t xml:space="preserve">-eth=265 (21.2%)  </w:t>
-      </w:r>
-      <w:r>
-        <w:t xml:space="preserve">other=281 (22.5%)  </w:t>
-      </w:r>
-      <w:r>
-        <w:t xml:space="preserve">-e=329 (26.3%)  </w:t>
-      </w:r>
-      <w:r>
-        <w:t xml:space="preserve">-t=164 (13.1%)  </w:t>
-      </w:r>
-      <w:r>
-        <w:t xml:space="preserve">-te=19 (1.5%)  </w:t>
-      </w:r>
-      <w:r>
-        <w:t xml:space="preserve">vowel=91 (7.3%)  </w:t>
-      </w:r>
-      <w:r>
-        <w:t xml:space="preserve">-ede=14 (1.1%)  </w:t>
-      </w:r>
-      <w:r>
-        <w:t xml:space="preserve">-et=15 (1.2%)  </w:t>
-      </w:r>
-      <w:r>
-        <w:t xml:space="preserve">-d=42 (3.4%)  </w:t>
-      </w:r>
-      <w:r>
-        <w:t xml:space="preserve">-de=16 (1.3%)  </w:t>
-      </w:r>
-      <w:r>
-        <w:t xml:space="preserve">-n=2 (0.2%)  </w:t>
-      </w:r>
-      <w:r>
-        <w:t xml:space="preserve">-ed=10 (0.8%)  </w:t>
-      </w:r>
-      <w:r>
-        <w:t xml:space="preserve">-en=1 (0.1%)  </w:t>
       </w:r>
     </w:p>
     <w:p>
@@ -533,98 +657,19 @@
         <w:rPr>
           <w:b/>
         </w:rPr>
-        <w:t xml:space="preserve">v%ppl: </w:t>
-      </w:r>
-      <w:r>
-        <w:t xml:space="preserve">-ed=699 (39.1%)  </w:t>
-      </w:r>
-      <w:r>
-        <w:t xml:space="preserve">-t=259 (14.5%)  </w:t>
-      </w:r>
-      <w:r>
-        <w:t xml:space="preserve">-d=257 (14.4%)  </w:t>
-      </w:r>
-      <w:r>
-        <w:t xml:space="preserve">-n=175 (9.8%)  </w:t>
-      </w:r>
-      <w:r>
-        <w:t xml:space="preserve">-et=33 (1.8%)  </w:t>
-      </w:r>
-      <w:r>
-        <w:t xml:space="preserve">-en=243 (13.6%)  </w:t>
-      </w:r>
-      <w:r>
-        <w:t xml:space="preserve">-e=82 (4.6%)  </w:t>
-      </w:r>
-      <w:r>
-        <w:t xml:space="preserve">-de=16 (0.9%)  </w:t>
-      </w:r>
-      <w:r>
-        <w:t xml:space="preserve">-te=9 (0.5%)  </w:t>
-      </w:r>
-      <w:r>
-        <w:t xml:space="preserve">other=2 (0.1%)  </w:t>
-      </w:r>
-      <w:r>
-        <w:t xml:space="preserve">vowel=14 (0.8%)  </w:t>
-      </w:r>
-      <w:r>
-        <w:t xml:space="preserve">-ede=1 (0.1%)  </w:t>
-      </w:r>
-    </w:p>
-    <w:p>
-      <w:r>
-        <w:rPr>
-          <w:b/>
-        </w:rPr>
-        <w:t xml:space="preserve">v%pr_1: </w:t>
-      </w:r>
-      <w:r>
-        <w:t xml:space="preserve">-te=47 (2.7%)  </w:t>
-      </w:r>
-      <w:r>
-        <w:t xml:space="preserve">-e=616 (34.9%)  </w:t>
-      </w:r>
-      <w:r>
-        <w:t xml:space="preserve">other=846 (47.9%)  </w:t>
-      </w:r>
-      <w:r>
-        <w:t xml:space="preserve">vowel=30 (1.7%)  </w:t>
-      </w:r>
-      <w:r>
-        <w:t xml:space="preserve">-n=99 (5.6%)  </w:t>
-      </w:r>
-      <w:r>
-        <w:t xml:space="preserve">-t=95 (5.4%)  </w:t>
-      </w:r>
-      <w:r>
-        <w:t xml:space="preserve">-de=18 (1.0%)  </w:t>
-      </w:r>
-      <w:r>
-        <w:t xml:space="preserve">-et=1 (0.1%)  </w:t>
-      </w:r>
-      <w:r>
-        <w:t xml:space="preserve">-ede=14 (0.8%)  </w:t>
-      </w:r>
-    </w:p>
-    <w:p>
-      <w:r>
-        <w:rPr>
-          <w:b/>
-        </w:rPr>
         <w:t xml:space="preserve">v%pt_3_neg: </w:t>
       </w:r>
       <w:r>
-        <w:t xml:space="preserve">-de=26 (17.4%)  </w:t>
-      </w:r>
-      <w:r>
-        <w:t xml:space="preserve">other=88 (59.1%)  </w:t>
-      </w:r>
-      <w:r>
-        <w:t xml:space="preserve">-te=18 (12.1%)  </w:t>
-      </w:r>
-      <w:r>
-        <w:t xml:space="preserve">-e=15 (10.1%)  </w:t>
+        <w:t xml:space="preserve">-de=26 (17.6%)  </w:t>
+      </w:r>
+      <w:r>
+        <w:t xml:space="preserve">other=88 (59.5%)  </w:t>
+      </w:r>
+      <w:r>
+        <w:t xml:space="preserve">-te=18 (12.2%)  </w:t>
+      </w:r>
+      <w:r>
+        <w:t xml:space="preserve">-e=14 (9.5%)  </w:t>
       </w:r>
       <w:r>
         <w:t xml:space="preserve">vowel=1 (0.7%)  </w:t>
@@ -658,13 +703,13 @@
         <w:t xml:space="preserve">v#adj%ppl: </w:t>
       </w:r>
       <w:r>
-        <w:t xml:space="preserve">-ed=81 (68.6%)  </w:t>
-      </w:r>
-      <w:r>
-        <w:t xml:space="preserve">-et=4 (3.4%)  </w:t>
-      </w:r>
-      <w:r>
-        <w:t xml:space="preserve">-t=7 (5.9%)  </w:t>
+        <w:t xml:space="preserve">-ed=81 (69.2%)  </w:t>
+      </w:r>
+      <w:r>
+        <w:t xml:space="preserve">-et=3 (2.6%)  </w:t>
+      </w:r>
+      <w:r>
+        <w:t xml:space="preserve">-t=7 (6.0%)  </w:t>
       </w:r>
       <w:r>
         <w:t xml:space="preserve">-te=8 (6.8%)  </w:t>
@@ -673,19 +718,19 @@
         <w:t xml:space="preserve">-e=2 (1.7%)  </w:t>
       </w:r>
       <w:r>
-        <w:t xml:space="preserve">-en=9 (7.6%)  </w:t>
-      </w:r>
-      <w:r>
-        <w:t xml:space="preserve">-d=3 (2.5%)  </w:t>
-      </w:r>
-      <w:r>
-        <w:t xml:space="preserve">other=1 (0.8%)  </w:t>
+        <w:t xml:space="preserve">-en=9 (7.7%)  </w:t>
+      </w:r>
+      <w:r>
+        <w:t xml:space="preserve">-d=3 (2.6%)  </w:t>
+      </w:r>
+      <w:r>
+        <w:t xml:space="preserve">other=1 (0.9%)  </w:t>
       </w:r>
       <w:r>
         <w:t xml:space="preserve">-de=2 (1.7%)  </w:t>
       </w:r>
       <w:r>
-        <w:t xml:space="preserve">-ede=1 (0.8%)  </w:t>
+        <w:t xml:space="preserve">-ede=1 (0.9%)  </w:t>
       </w:r>
     </w:p>
     <w:p>
@@ -696,19 +741,19 @@
         <w:t xml:space="preserve">v%pt_1: </w:t>
       </w:r>
       <w:r>
-        <w:t xml:space="preserve">other=163 (29.2%)  </w:t>
-      </w:r>
-      <w:r>
-        <w:t xml:space="preserve">-de=190 (34.1%)  </w:t>
-      </w:r>
-      <w:r>
-        <w:t xml:space="preserve">-te=72 (12.9%)  </w:t>
-      </w:r>
-      <w:r>
-        <w:t xml:space="preserve">-e=14 (2.5%)  </w:t>
-      </w:r>
-      <w:r>
-        <w:t xml:space="preserve">-ed=33 (5.9%)  </w:t>
+        <w:t xml:space="preserve">other=165 (29.0%)  </w:t>
+      </w:r>
+      <w:r>
+        <w:t xml:space="preserve">-de=195 (34.3%)  </w:t>
+      </w:r>
+      <w:r>
+        <w:t xml:space="preserve">-te=72 (12.7%)  </w:t>
+      </w:r>
+      <w:r>
+        <w:t xml:space="preserve">-e=15 (2.6%)  </w:t>
+      </w:r>
+      <w:r>
+        <w:t xml:space="preserve">-ed=36 (6.3%)  </w:t>
       </w:r>
       <w:r>
         <w:t xml:space="preserve">-n=22 (3.9%)  </w:t>
@@ -720,7 +765,7 @@
         <w:t xml:space="preserve">-t=9 (1.6%)  </w:t>
       </w:r>
       <w:r>
-        <w:t xml:space="preserve">-d=48 (8.6%)  </w:t>
+        <w:t xml:space="preserve">-d=48 (8.4%)  </w:t>
       </w:r>
       <w:r>
         <w:t xml:space="preserve">-ede=3 (0.5%)  </w:t>
@@ -754,10 +799,10 @@
         <w:t xml:space="preserve">v%pr_2_pron: </w:t>
       </w:r>
       <w:r>
-        <w:t xml:space="preserve">other=163 (94.8%)  </w:t>
-      </w:r>
-      <w:r>
-        <w:t xml:space="preserve">vowel=9 (5.2%)  </w:t>
+        <w:t xml:space="preserve">other=168 (94.9%)  </w:t>
+      </w:r>
+      <w:r>
+        <w:t xml:space="preserve">vowel=9 (5.1%)  </w:t>
       </w:r>
     </w:p>
     <w:p>
@@ -768,19 +813,22 @@
         <w:t xml:space="preserve">v%pr_2: </w:t>
       </w:r>
       <w:r>
-        <w:t xml:space="preserve">-t=389 (68.8%)  </w:t>
-      </w:r>
-      <w:r>
-        <w:t xml:space="preserve">-est=87 (15.4%)  </w:t>
-      </w:r>
-      <w:r>
-        <w:t xml:space="preserve">-e=52 (9.2%)  </w:t>
-      </w:r>
-      <w:r>
-        <w:t xml:space="preserve">other=17 (3.0%)  </w:t>
-      </w:r>
-      <w:r>
-        <w:t xml:space="preserve">vowel=9 (1.6%)  </w:t>
+        <w:t xml:space="preserve">-t=395 (68.3%)  </w:t>
+      </w:r>
+      <w:r>
+        <w:t xml:space="preserve">-est=90 (15.6%)  </w:t>
+      </w:r>
+      <w:r>
+        <w:t xml:space="preserve">-e=53 (9.2%)  </w:t>
+      </w:r>
+      <w:r>
+        <w:t xml:space="preserve">other=18 (3.1%)  </w:t>
+      </w:r>
+      <w:r>
+        <w:t xml:space="preserve">-d=2 (0.3%)  </w:t>
+      </w:r>
+      <w:r>
+        <w:t xml:space="preserve">vowel=10 (1.7%)  </w:t>
       </w:r>
       <w:r>
         <w:t xml:space="preserve">-de=5 (0.9%)  </w:t>
@@ -790,9 +838,6 @@
       </w:r>
       <w:r>
         <w:t xml:space="preserve">-ede=1 (0.2%)  </w:t>
-      </w:r>
-      <w:r>
-        <w:t xml:space="preserve">-d=1 (0.2%)  </w:t>
       </w:r>
     </w:p>
     <w:p>
@@ -911,22 +956,19 @@
         <w:t xml:space="preserve">v%pt_2: </w:t>
       </w:r>
       <w:r>
-        <w:t xml:space="preserve">-t=4 (4.4%)  </w:t>
-      </w:r>
-      <w:r>
-        <w:t xml:space="preserve">-est=56 (61.5%)  </w:t>
-      </w:r>
-      <w:r>
-        <w:t xml:space="preserve">-e=22 (24.2%)  </w:t>
-      </w:r>
-      <w:r>
-        <w:t xml:space="preserve">other=5 (5.5%)  </w:t>
+        <w:t xml:space="preserve">-t=4 (4.3%)  </w:t>
+      </w:r>
+      <w:r>
+        <w:t xml:space="preserve">-est=58 (63.0%)  </w:t>
+      </w:r>
+      <w:r>
+        <w:t xml:space="preserve">-e=22 (23.9%)  </w:t>
+      </w:r>
+      <w:r>
+        <w:t xml:space="preserve">other=5 (5.4%)  </w:t>
       </w:r>
       <w:r>
         <w:t xml:space="preserve">-de=2 (2.2%)  </w:t>
-      </w:r>
-      <w:r>
-        <w:t xml:space="preserve">-te=1 (1.1%)  </w:t>
       </w:r>
       <w:r>
         <w:t xml:space="preserve">-d=1 (1.1%)  </w:t>
@@ -940,10 +982,10 @@
         <w:t xml:space="preserve">v#adj%prp: </w:t>
       </w:r>
       <w:r>
-        <w:t xml:space="preserve">-e=11 (45.8%)  </w:t>
-      </w:r>
-      <w:r>
-        <w:t xml:space="preserve">other=12 (50.0%)  </w:t>
+        <w:t xml:space="preserve">-e=10 (41.7%)  </w:t>
+      </w:r>
+      <w:r>
+        <w:t xml:space="preserve">other=13 (54.2%)  </w:t>
       </w:r>
       <w:r>
         <w:t xml:space="preserve">-est=1 (4.2%)  </w:t>
